--- a/EXPORTS/DOCX/published/niveau3/Dutch/KoninklijkeDefensieMus.docx
+++ b/EXPORTS/DOCX/published/niveau3/Dutch/KoninklijkeDefensieMus.docx
@@ -521,7 +521,25 @@
           <w:color w:val="000000"/>
           <w:sz w:val="24"/>
         </w:rPr>
-        <w:t>traditiekamers. Om de traditiekamers te bezoeken dien je van te voren co</w:t>
+        <w:t xml:space="preserve">traditiekamers. Om de traditiekamers te bezoeken dien je van </w:t>
+      </w:r>
+      <w:r>
+        <w:rPr>
+          <w:u w:val="single" w:color="0000ff"/>
+          <w:rFonts w:ascii="Charis SIL Regular" w:hAnsi="Charis SIL Regular" w:eastAsia="Charis SIL Regular"/>
+          <w:b w:val="0"/>
+          <w:i w:val="0"/>
+          <w:color w:val="000000"/>
+          <w:sz w:val="24"/>
+        </w:rPr>
+        <w:hyperlink r:id="rId11" w:history="1">
+          <w:r>
+            <w:rPr>
+              <w:rStyle w:val="Hyperlink"/>
+            </w:rPr>
+            <w:t>te voren co</w:t>
+          </w:r>
+        </w:hyperlink>
       </w:r>
       <w:r>
         <w:rPr>
@@ -1180,25 +1198,7 @@
           <w:color w:val="000000"/>
           <w:sz w:val="24"/>
         </w:rPr>
-        <w:t>Luchtvaart Museum werd in 1968 opgericht als officieel m</w:t>
-      </w:r>
-      <w:r>
-        <w:rPr>
-          <w:u w:val="single" w:color="0000ff"/>
-          <w:rFonts w:ascii="Charis SIL Regular" w:hAnsi="Charis SIL Regular" w:eastAsia="Charis SIL Regular"/>
-          <w:b w:val="0"/>
-          <w:i w:val="0"/>
-          <w:color w:val="000000"/>
-          <w:sz w:val="24"/>
-        </w:rPr>
-        <w:hyperlink r:id="rId16" w:history="1">
-          <w:r>
-            <w:rPr>
-              <w:rStyle w:val="Hyperlink"/>
-            </w:rPr>
-            <w:t>use</w:t>
-          </w:r>
-        </w:hyperlink>
+        <w:t>Luchtvaart Museum werd in 1968 opgericht als officieel muse</w:t>
       </w:r>
       <w:r>
         <w:rPr>

--- a/EXPORTS/DOCX/published/niveau3/Dutch/KoninklijkeDefensieMus.docx
+++ b/EXPORTS/DOCX/published/niveau3/Dutch/KoninklijkeDefensieMus.docx
@@ -1004,63 +1004,7 @@
           <w:color w:val="000000"/>
           <w:sz w:val="24"/>
         </w:rPr>
-        <w:t xml:space="preserve"> dat al was gevestigd i</w:t>
-      </w:r>
-      <w:r>
-        <w:rPr>
-          <w:u w:val="single" w:color="0000ff"/>
-          <w:rFonts w:ascii="Charis SIL Regular" w:hAnsi="Charis SIL Regular" w:eastAsia="Charis SIL Regular"/>
-          <w:b w:val="0"/>
-          <w:i w:val="0"/>
-          <w:color w:val="000000"/>
-          <w:sz w:val="24"/>
-        </w:rPr>
-        <w:hyperlink r:id="rId14" w:history="1">
-          <w:r>
-            <w:rPr>
-              <w:rStyle w:val="Hyperlink"/>
-            </w:rPr>
-            <w:t>n Soesterberg.</w:t>
-          </w:r>
-        </w:hyperlink>
-      </w:r>
-      <w:r>
-        <w:rPr>
-          <w:rFonts w:ascii="Charis SIL Regular" w:hAnsi="Charis SIL Regular" w:eastAsia="Charis SIL Regular"/>
-          <w:b w:val="0"/>
-          <w:i w:val="0"/>
-          <w:color w:val="000000"/>
-          <w:sz w:val="24"/>
-        </w:rPr>
-        <w:t xml:space="preserve"> De samenvoegi</w:t>
-      </w:r>
-      <w:r>
-        <w:rPr>
-          <w:u w:val="single" w:color="0000ff"/>
-          <w:rFonts w:ascii="Charis SIL Regular" w:hAnsi="Charis SIL Regular" w:eastAsia="Charis SIL Regular"/>
-          <w:b w:val="0"/>
-          <w:i w:val="0"/>
-          <w:color w:val="000000"/>
-          <w:sz w:val="24"/>
-        </w:rPr>
-        <w:hyperlink r:id="rId15" w:history="1">
-          <w:r>
-            <w:rPr>
-              <w:rStyle w:val="Hyperlink"/>
-            </w:rPr>
-            <w:t xml:space="preserve">ng vond </w:t>
-          </w:r>
-        </w:hyperlink>
-      </w:r>
-      <w:r>
-        <w:rPr>
-          <w:rFonts w:ascii="Charis SIL Regular" w:hAnsi="Charis SIL Regular" w:eastAsia="Charis SIL Regular"/>
-          <w:b w:val="0"/>
-          <w:i w:val="0"/>
-          <w:color w:val="000000"/>
-          <w:sz w:val="24"/>
-        </w:rPr>
-        <w:t xml:space="preserve">plaats in </w:t>
+        <w:t xml:space="preserve"> dat al was gevestigd in Soesterberg. De samenvoeging vond plaats in </w:t>
       </w:r>
       <w:r>
         <w:rPr>
@@ -1198,7 +1142,25 @@
           <w:color w:val="000000"/>
           <w:sz w:val="24"/>
         </w:rPr>
-        <w:t>Luchtvaart Museum werd in 1968 opgericht als officieel muse</w:t>
+        <w:t>Luchtvaart Museum werd in 1968 opgericht als officieel m</w:t>
+      </w:r>
+      <w:r>
+        <w:rPr>
+          <w:u w:val="single" w:color="0000ff"/>
+          <w:rFonts w:ascii="Charis SIL Regular" w:hAnsi="Charis SIL Regular" w:eastAsia="Charis SIL Regular"/>
+          <w:b w:val="0"/>
+          <w:i w:val="0"/>
+          <w:color w:val="000000"/>
+          <w:sz w:val="24"/>
+        </w:rPr>
+        <w:hyperlink r:id="rId16" w:history="1">
+          <w:r>
+            <w:rPr>
+              <w:rStyle w:val="Hyperlink"/>
+            </w:rPr>
+            <w:t>use</w:t>
+          </w:r>
+        </w:hyperlink>
       </w:r>
       <w:r>
         <w:rPr>
@@ -1679,25 +1641,7 @@
           <w:color w:val="000000"/>
           <w:sz w:val="24"/>
         </w:rPr>
-        <w:t>zijn. Do</w:t>
-      </w:r>
-      <w:r>
-        <w:rPr>
-          <w:u w:val="single" w:color="0000ff"/>
-          <w:rFonts w:ascii="Charis SIL Regular" w:hAnsi="Charis SIL Regular" w:eastAsia="Charis SIL Regular"/>
-          <w:b w:val="0"/>
-          <w:i w:val="0"/>
-          <w:color w:val="000000"/>
-          <w:sz w:val="24"/>
-        </w:rPr>
-        <w:hyperlink r:id="rId19" w:history="1">
-          <w:r>
-            <w:rPr>
-              <w:rStyle w:val="Hyperlink"/>
-            </w:rPr>
-            <w:t>or de grot</w:t>
-          </w:r>
-        </w:hyperlink>
+        <w:t>zijn. Door de grot</w:t>
       </w:r>
       <w:r>
         <w:rPr>
